--- a/work/rendered-corrections/form10-corrected.docx
+++ b/work/rendered-corrections/form10-corrected.docx
@@ -138,7 +138,7 @@
                 <w:color w:val="000000"/>
                 <w:sz w:val="16"/>
               </w:rPr>
-              <w:t>Акционерное общество Центр авиации «Солярис»</w:t>
+              <w:t>Филиал АО ЦА "Солярис" (город Москва)</w:t>
             </w:r>
           </w:p>
         </w:tc>
